--- a/ANSWERS.docx
+++ b/ANSWERS.docx
@@ -6814,17 +6814,7 @@
         <w:pStyle w:val="BlockText"/>
       </w:pPr>
       <w:r>
-        <w:rPr>
-          <w:bCs/>
-          <w:b/>
-        </w:rPr>
-        <w:t xml:space="preserve">[Wilson: check and complete the bracketed parts with your real details.]</w:t>
-      </w:r>
-      <w:r>
-        <w:t xml:space="preserve"> </w:t>
-      </w:r>
-      <w:r>
-        <w:t xml:space="preserve">My portfolio, wilsontomisin.com, is a React single-page app, so search engines [were not indexing its pages properly / saw empty HTML]. I set up a GitHub Actions pipeline that prerenders every route with react-snap and deploys the prebuilt output to Vercel, and resolved the DNS conflicts blocking it. Outcome: every push now ships automatically and crawlers receive real HTML for each page [add a result: e.g. pages indexed, Lighthouse SEO score, deploy time]. I learned to automate the repeated step first, then measure — and that small follow-ups like canonical tags and a sitemap matter as much as the pipeline.</w:t>
+        <w:t xml:space="preserve">My portfolio, wilsontomisin.com, is a React single-page app, so search engines received near-empty HTML instead of page content. I resolved the DNS conflicts blocking the domain, then set up a GitHub Actions pipeline that prerenders every route with react-snap and deploys the prebuilt output to Vercel. Outcome: every push now builds, prerenders and deploys automatically, and each route is served as real HTML that crawlers can read. I learned to automate the repeated step first, and that small follow-ups such as canonical tags and a sitemap matter as much as the pipeline itself.</w:t>
       </w:r>
     </w:p>
     <w:p>
